--- a/manuscript/table5_tempo_artifact.docx
+++ b/manuscript/table5_tempo_artifact.docx
@@ -108,7 +108,17 @@
                 <w:i w:val="0"/>
                 <w:sz w:val="20"/>
               </w:rPr>
-              <w:t>beta_j</w:t>
+              <w:t>beta</w:t>
+            </w:r>
+            <w:r>
+              <w:rPr>
+                <w:rFonts w:ascii="Times New Roman" w:hAnsi="Times New Roman" w:eastAsia="MS Mincho"/>
+                <w:b/>
+                <w:i/>
+                <w:sz w:val="20"/>
+                <w:vertAlign w:val="subscript"/>
+              </w:rPr>
+              <w:t>j</w:t>
             </w:r>
           </w:p>
         </w:tc>
